--- a/TripMate_Agent_Capstone_v5/tripmate-agent-capstone/docs/Test_Plan_TripMate.docx
+++ b/TripMate_Agent_Capstone_v5/tripmate-agent-capstone/docs/Test_Plan_TripMate.docx
@@ -141,7 +141,7 @@
           </w:tcPr>
           <w:p>
             <w:r>
-              <w:t>05 Sep 2026</w:t>
+              <w:t>11 Sep 2026</w:t>
             </w:r>
           </w:p>
         </w:tc>

--- a/TripMate_Agent_Capstone_v5/tripmate-agent-capstone/docs/Test_Plan_TripMate.docx
+++ b/TripMate_Agent_Capstone_v5/tripmate-agent-capstone/docs/Test_Plan_TripMate.docx
@@ -141,7 +141,7 @@
           </w:tcPr>
           <w:p>
             <w:r>
-              <w:t>11 Sep 2026</w:t>
+              <w:t>12 Sep 2026</w:t>
             </w:r>
           </w:p>
         </w:tc>
